--- a/templates/4. Project Planning Phase/Project Planning Template.docx
+++ b/templates/4. Project Planning Phase/Project Planning Template.docx
@@ -457,24 +457,14 @@
             <w:tcW w:w="4492" w:type="dxa"/>
           </w:tcPr>
           <w:p>
-            <w:pPr>
-              <w:rPr>
-                <w:rFonts w:ascii="Arial" w:hAnsi="Arial" w:cs="Arial"/>
-                <w:b/>
-                <w:bCs/>
-                <w:sz w:val="20"/>
-                <w:szCs w:val="20"/>
-              </w:rPr>
-            </w:pPr>
-            <w:r>
-              <w:rPr>
-                <w:rFonts w:ascii="Arial" w:hAnsi="Arial" w:cs="Arial"/>
-                <w:b/>
-                <w:bCs/>
-                <w:sz w:val="20"/>
-                <w:szCs w:val="20"/>
-              </w:rPr>
-              <w:t>User Story / Task</w:t>
+            <w:r>
+              <w:t>Sprint 1: Schema design</w:t>
+              <w:br/>
+              <w:t>Sprint 2: API routes</w:t>
+              <w:br/>
+              <w:t>Sprint 3: React layouts</w:t>
+              <w:br/>
+              <w:t>Sprint 4: Integration testing</w:t>
             </w:r>
           </w:p>
         </w:tc>
